--- a/Calendario2026/Actividades/Actividad11_Configuracion/v2/11. ConfiguracionBasica_.docx
+++ b/Calendario2026/Actividades/Actividad11_Configuracion/v2/11. ConfiguracionBasica_.docx
@@ -4,7 +4,7 @@
   <w:body>
     <w:p>
       <w:pPr>
-        <w:pStyle w:val="BodyText"/>
+        <w:pStyle w:val="Textoindependiente"/>
         <w:pBdr>
           <w:bottom w:val="single" w:sz="4" w:space="1" w:color="auto"/>
         </w:pBdr>
@@ -72,7 +72,7 @@
     </w:p>
     <w:p>
       <w:pPr>
-        <w:pStyle w:val="BodyText"/>
+        <w:pStyle w:val="Textoindependiente"/>
         <w:pBdr>
           <w:bottom w:val="single" w:sz="4" w:space="1" w:color="auto"/>
         </w:pBdr>
@@ -102,7 +102,7 @@
     </w:p>
     <w:p>
       <w:pPr>
-        <w:pStyle w:val="BodyText"/>
+        <w:pStyle w:val="Textoindependiente"/>
         <w:spacing w:before="56"/>
         <w:ind w:left="0" w:right="117"/>
         <w:rPr>
@@ -4227,7 +4227,7 @@
     </w:p>
     <w:p>
       <w:pPr>
-        <w:pStyle w:val="ListParagraph"/>
+        <w:pStyle w:val="Prrafodelista"/>
         <w:numPr>
           <w:ilvl w:val="0"/>
           <w:numId w:val="24"/>
@@ -4366,7 +4366,7 @@
     </w:p>
     <w:p>
       <w:pPr>
-        <w:pStyle w:val="ListParagraph"/>
+        <w:pStyle w:val="Prrafodelista"/>
         <w:numPr>
           <w:ilvl w:val="0"/>
           <w:numId w:val="24"/>
@@ -4544,7 +4544,7 @@
     </w:p>
     <w:p>
       <w:pPr>
-        <w:pStyle w:val="ListParagraph"/>
+        <w:pStyle w:val="Prrafodelista"/>
         <w:numPr>
           <w:ilvl w:val="0"/>
           <w:numId w:val="24"/>
@@ -4688,7 +4688,7 @@
     </w:p>
     <w:p>
       <w:pPr>
-        <w:pStyle w:val="ListParagraph"/>
+        <w:pStyle w:val="Prrafodelista"/>
         <w:numPr>
           <w:ilvl w:val="0"/>
           <w:numId w:val="24"/>
@@ -4771,7 +4771,7 @@
     </w:p>
     <w:p>
       <w:pPr>
-        <w:pStyle w:val="ListParagraph"/>
+        <w:pStyle w:val="Prrafodelista"/>
         <w:numPr>
           <w:ilvl w:val="0"/>
           <w:numId w:val="24"/>
@@ -4841,7 +4841,7 @@
     </w:p>
     <w:p>
       <w:pPr>
-        <w:pStyle w:val="ListParagraph"/>
+        <w:pStyle w:val="Prrafodelista"/>
         <w:numPr>
           <w:ilvl w:val="0"/>
           <w:numId w:val="24"/>
@@ -4944,7 +4944,7 @@
     </w:p>
     <w:p>
       <w:pPr>
-        <w:pStyle w:val="ListParagraph"/>
+        <w:pStyle w:val="Prrafodelista"/>
         <w:numPr>
           <w:ilvl w:val="0"/>
           <w:numId w:val="24"/>
@@ -5117,7 +5117,7 @@
     </w:p>
     <w:p>
       <w:pPr>
-        <w:pStyle w:val="ListParagraph"/>
+        <w:pStyle w:val="Prrafodelista"/>
         <w:numPr>
           <w:ilvl w:val="0"/>
           <w:numId w:val="24"/>
@@ -6006,7 +6006,7 @@
     </w:p>
     <w:p>
       <w:pPr>
-        <w:pStyle w:val="ListParagraph"/>
+        <w:pStyle w:val="Prrafodelista"/>
         <w:numPr>
           <w:ilvl w:val="0"/>
           <w:numId w:val="26"/>
@@ -6145,7 +6145,7 @@
     </w:p>
     <w:p>
       <w:pPr>
-        <w:pStyle w:val="ListParagraph"/>
+        <w:pStyle w:val="Prrafodelista"/>
         <w:numPr>
           <w:ilvl w:val="0"/>
           <w:numId w:val="26"/>
@@ -6315,7 +6315,7 @@
     </w:p>
     <w:p>
       <w:pPr>
-        <w:pStyle w:val="ListParagraph"/>
+        <w:pStyle w:val="Prrafodelista"/>
         <w:numPr>
           <w:ilvl w:val="0"/>
           <w:numId w:val="26"/>
@@ -6459,7 +6459,7 @@
     </w:p>
     <w:p>
       <w:pPr>
-        <w:pStyle w:val="ListParagraph"/>
+        <w:pStyle w:val="Prrafodelista"/>
         <w:numPr>
           <w:ilvl w:val="0"/>
           <w:numId w:val="26"/>
@@ -6531,7 +6531,7 @@
     </w:p>
     <w:p>
       <w:pPr>
-        <w:pStyle w:val="ListParagraph"/>
+        <w:pStyle w:val="Prrafodelista"/>
         <w:numPr>
           <w:ilvl w:val="0"/>
           <w:numId w:val="26"/>
@@ -6601,7 +6601,7 @@
     </w:p>
     <w:p>
       <w:pPr>
-        <w:pStyle w:val="ListParagraph"/>
+        <w:pStyle w:val="Prrafodelista"/>
         <w:numPr>
           <w:ilvl w:val="0"/>
           <w:numId w:val="26"/>
@@ -6704,7 +6704,7 @@
     </w:p>
     <w:p>
       <w:pPr>
-        <w:pStyle w:val="ListParagraph"/>
+        <w:pStyle w:val="Prrafodelista"/>
         <w:numPr>
           <w:ilvl w:val="0"/>
           <w:numId w:val="26"/>
@@ -6829,7 +6829,7 @@
     </w:p>
     <w:p>
       <w:pPr>
-        <w:pStyle w:val="ListParagraph"/>
+        <w:pStyle w:val="Prrafodelista"/>
         <w:numPr>
           <w:ilvl w:val="0"/>
           <w:numId w:val="26"/>
@@ -7642,7 +7642,7 @@
     </w:p>
     <w:p>
       <w:pPr>
-        <w:pStyle w:val="ListParagraph"/>
+        <w:pStyle w:val="Prrafodelista"/>
         <w:numPr>
           <w:ilvl w:val="0"/>
           <w:numId w:val="28"/>
@@ -7781,7 +7781,7 @@
     </w:p>
     <w:p>
       <w:pPr>
-        <w:pStyle w:val="ListParagraph"/>
+        <w:pStyle w:val="Prrafodelista"/>
         <w:numPr>
           <w:ilvl w:val="0"/>
           <w:numId w:val="28"/>
@@ -7949,7 +7949,7 @@
     </w:p>
     <w:p>
       <w:pPr>
-        <w:pStyle w:val="ListParagraph"/>
+        <w:pStyle w:val="Prrafodelista"/>
         <w:numPr>
           <w:ilvl w:val="0"/>
           <w:numId w:val="28"/>
@@ -8139,7 +8139,7 @@
     </w:p>
     <w:p>
       <w:pPr>
-        <w:pStyle w:val="ListParagraph"/>
+        <w:pStyle w:val="Prrafodelista"/>
         <w:numPr>
           <w:ilvl w:val="0"/>
           <w:numId w:val="28"/>
@@ -8283,7 +8283,7 @@
     </w:p>
     <w:p>
       <w:pPr>
-        <w:pStyle w:val="ListParagraph"/>
+        <w:pStyle w:val="Prrafodelista"/>
         <w:numPr>
           <w:ilvl w:val="0"/>
           <w:numId w:val="28"/>
@@ -8417,7 +8417,7 @@
     </w:p>
     <w:p>
       <w:pPr>
-        <w:pStyle w:val="ListParagraph"/>
+        <w:pStyle w:val="Prrafodelista"/>
         <w:numPr>
           <w:ilvl w:val="0"/>
           <w:numId w:val="28"/>
@@ -8539,7 +8539,7 @@
     </w:p>
     <w:p>
       <w:pPr>
-        <w:pStyle w:val="ListParagraph"/>
+        <w:pStyle w:val="Prrafodelista"/>
         <w:numPr>
           <w:ilvl w:val="0"/>
           <w:numId w:val="28"/>
@@ -8676,7 +8676,7 @@
     </w:p>
     <w:p>
       <w:pPr>
-        <w:pStyle w:val="ListParagraph"/>
+        <w:pStyle w:val="Prrafodelista"/>
         <w:numPr>
           <w:ilvl w:val="0"/>
           <w:numId w:val="28"/>
@@ -8875,7 +8875,7 @@
     </w:p>
     <w:p>
       <w:pPr>
-        <w:pStyle w:val="ListParagraph"/>
+        <w:pStyle w:val="Prrafodelista"/>
         <w:numPr>
           <w:ilvl w:val="0"/>
           <w:numId w:val="28"/>
@@ -9127,7 +9127,7 @@
     </w:p>
     <w:p>
       <w:pPr>
-        <w:pStyle w:val="ListParagraph"/>
+        <w:pStyle w:val="Prrafodelista"/>
         <w:numPr>
           <w:ilvl w:val="0"/>
           <w:numId w:val="33"/>
@@ -10491,7 +10491,7 @@
     </w:tbl>
     <w:p>
       <w:pPr>
-        <w:pStyle w:val="ListParagraph"/>
+        <w:pStyle w:val="Prrafodelista"/>
         <w:tabs>
           <w:tab w:val="left" w:pos="941"/>
         </w:tabs>
@@ -14808,7 +14808,7 @@
       <w:lang w:val="es-MX"/>
     </w:rPr>
   </w:style>
-  <w:style w:type="paragraph" w:styleId="Heading1">
+  <w:style w:type="paragraph" w:styleId="Ttulo1">
     <w:name w:val="heading 1"/>
     <w:basedOn w:val="Normal"/>
     <w:uiPriority w:val="9"/>
@@ -14824,7 +14824,7 @@
       <w:szCs w:val="28"/>
     </w:rPr>
   </w:style>
-  <w:style w:type="paragraph" w:styleId="Heading2">
+  <w:style w:type="paragraph" w:styleId="Ttulo2">
     <w:name w:val="heading 2"/>
     <w:basedOn w:val="Normal"/>
     <w:uiPriority w:val="9"/>
@@ -14843,7 +14843,7 @@
       <w:szCs w:val="24"/>
     </w:rPr>
   </w:style>
-  <w:style w:type="paragraph" w:styleId="Heading3">
+  <w:style w:type="paragraph" w:styleId="Ttulo3">
     <w:name w:val="heading 3"/>
     <w:basedOn w:val="Normal"/>
     <w:uiPriority w:val="9"/>
@@ -14859,7 +14859,7 @@
       <w:szCs w:val="24"/>
     </w:rPr>
   </w:style>
-  <w:style w:type="paragraph" w:styleId="Heading4">
+  <w:style w:type="paragraph" w:styleId="Ttulo4">
     <w:name w:val="heading 4"/>
     <w:basedOn w:val="Normal"/>
     <w:uiPriority w:val="9"/>
@@ -14873,7 +14873,7 @@
       <w:rFonts w:ascii="Arial" w:eastAsia="Arial" w:hAnsi="Arial"/>
     </w:rPr>
   </w:style>
-  <w:style w:type="paragraph" w:styleId="Heading5">
+  <w:style w:type="paragraph" w:styleId="Ttulo5">
     <w:name w:val="heading 5"/>
     <w:basedOn w:val="Normal"/>
     <w:uiPriority w:val="9"/>
@@ -14892,7 +14892,7 @@
       <w:szCs w:val="20"/>
     </w:rPr>
   </w:style>
-  <w:style w:type="paragraph" w:styleId="Heading6">
+  <w:style w:type="paragraph" w:styleId="Ttulo6">
     <w:name w:val="heading 6"/>
     <w:basedOn w:val="Normal"/>
     <w:uiPriority w:val="9"/>
@@ -14911,13 +14911,13 @@
       <w:szCs w:val="18"/>
     </w:rPr>
   </w:style>
-  <w:style w:type="character" w:default="1" w:styleId="DefaultParagraphFont">
+  <w:style w:type="character" w:default="1" w:styleId="Fuentedeprrafopredeter">
     <w:name w:val="Default Paragraph Font"/>
     <w:uiPriority w:val="1"/>
     <w:semiHidden/>
     <w:unhideWhenUsed/>
   </w:style>
-  <w:style w:type="table" w:default="1" w:styleId="TableNormal">
+  <w:style w:type="table" w:default="1" w:styleId="Tablanormal">
     <w:name w:val="Normal Table"/>
     <w:uiPriority w:val="99"/>
     <w:semiHidden/>
@@ -14932,7 +14932,7 @@
       </w:tblCellMar>
     </w:tblPr>
   </w:style>
-  <w:style w:type="numbering" w:default="1" w:styleId="NoList">
+  <w:style w:type="numbering" w:default="1" w:styleId="Sinlista">
     <w:name w:val="No List"/>
     <w:uiPriority w:val="99"/>
     <w:semiHidden/>
@@ -14954,7 +14954,7 @@
       </w:tblCellMar>
     </w:tblPr>
   </w:style>
-  <w:style w:type="paragraph" w:styleId="TOC1">
+  <w:style w:type="paragraph" w:styleId="TDC1">
     <w:name w:val="toc 1"/>
     <w:basedOn w:val="Normal"/>
     <w:uiPriority w:val="1"/>
@@ -14969,7 +14969,7 @@
       <w:szCs w:val="18"/>
     </w:rPr>
   </w:style>
-  <w:style w:type="paragraph" w:styleId="TOC2">
+  <w:style w:type="paragraph" w:styleId="TDC2">
     <w:name w:val="toc 2"/>
     <w:basedOn w:val="Normal"/>
     <w:uiPriority w:val="1"/>
@@ -14985,7 +14985,7 @@
       <w:i/>
     </w:rPr>
   </w:style>
-  <w:style w:type="paragraph" w:styleId="TOC3">
+  <w:style w:type="paragraph" w:styleId="TDC3">
     <w:name w:val="toc 3"/>
     <w:basedOn w:val="Normal"/>
     <w:uiPriority w:val="1"/>
@@ -15000,7 +15000,7 @@
       <w:szCs w:val="18"/>
     </w:rPr>
   </w:style>
-  <w:style w:type="paragraph" w:styleId="BodyText">
+  <w:style w:type="paragraph" w:styleId="Textoindependiente">
     <w:name w:val="Body Text"/>
     <w:basedOn w:val="Normal"/>
     <w:uiPriority w:val="1"/>
@@ -15015,7 +15015,7 @@
       <w:szCs w:val="18"/>
     </w:rPr>
   </w:style>
-  <w:style w:type="paragraph" w:styleId="ListParagraph">
+  <w:style w:type="paragraph" w:styleId="Prrafodelista">
     <w:name w:val="List Paragraph"/>
     <w:basedOn w:val="Normal"/>
     <w:uiPriority w:val="1"/>
@@ -15027,10 +15027,10 @@
     <w:uiPriority w:val="1"/>
     <w:qFormat/>
   </w:style>
-  <w:style w:type="paragraph" w:styleId="Header">
+  <w:style w:type="paragraph" w:styleId="Encabezado">
     <w:name w:val="header"/>
     <w:basedOn w:val="Normal"/>
-    <w:link w:val="HeaderChar"/>
+    <w:link w:val="EncabezadoCar"/>
     <w:uiPriority w:val="99"/>
     <w:unhideWhenUsed/>
     <w:rsid w:val="00541679"/>
@@ -15041,20 +15041,20 @@
       </w:tabs>
     </w:pPr>
   </w:style>
-  <w:style w:type="character" w:customStyle="1" w:styleId="HeaderChar">
-    <w:name w:val="Header Char"/>
-    <w:basedOn w:val="DefaultParagraphFont"/>
-    <w:link w:val="Header"/>
+  <w:style w:type="character" w:customStyle="1" w:styleId="EncabezadoCar">
+    <w:name w:val="Encabezado Car"/>
+    <w:basedOn w:val="Fuentedeprrafopredeter"/>
+    <w:link w:val="Encabezado"/>
     <w:uiPriority w:val="99"/>
     <w:rsid w:val="00541679"/>
     <w:rPr>
       <w:lang w:val="es-MX"/>
     </w:rPr>
   </w:style>
-  <w:style w:type="paragraph" w:styleId="Footer">
+  <w:style w:type="paragraph" w:styleId="Piedepgina">
     <w:name w:val="footer"/>
     <w:basedOn w:val="Normal"/>
-    <w:link w:val="FooterChar"/>
+    <w:link w:val="PiedepginaCar"/>
     <w:uiPriority w:val="99"/>
     <w:unhideWhenUsed/>
     <w:rsid w:val="00541679"/>
@@ -15065,10 +15065,10 @@
       </w:tabs>
     </w:pPr>
   </w:style>
-  <w:style w:type="character" w:customStyle="1" w:styleId="FooterChar">
-    <w:name w:val="Footer Char"/>
-    <w:basedOn w:val="DefaultParagraphFont"/>
-    <w:link w:val="Footer"/>
+  <w:style w:type="character" w:customStyle="1" w:styleId="PiedepginaCar">
+    <w:name w:val="Pie de página Car"/>
+    <w:basedOn w:val="Fuentedeprrafopredeter"/>
+    <w:link w:val="Piedepgina"/>
     <w:uiPriority w:val="99"/>
     <w:rsid w:val="00541679"/>
     <w:rPr>
